--- a/ind/docx/61.content.docx
+++ b/ind/docx/61.content.docx
@@ -19,7 +19,7 @@
         <w:rPr>
           <w:lang w:val="id_ID" w:bidi="id_ID"/>
         </w:rPr>
-        <w:t>Resource: Tyndale Open Study Notes</w:t>
+        <w:t>Resource: Aquifer Open Study Notes</w:t>
       </w:r>
       <w:r>
         <w:rPr>
@@ -112,7 +112,7 @@
         <w:rPr>
           <w:lang w:val="id_ID" w:bidi="id_ID"/>
         </w:rPr>
-        <w:t>Tyndale Open Study Notes</w:t>
+        <w:t>Aquifer Open Study Notes</w:t>
       </w:r>
     </w:p>
     <w:p>

--- a/ind/docx/61.content.docx
+++ b/ind/docx/61.content.docx
@@ -233,18 +233,12 @@
         </w:rPr>
         <w:t>Simon adalah salah satu nama Yahudi yang paling umum pada abad pertama. Yesus memberinya nama Petrus (</w:t>
       </w:r>
-      <w:hyperlink r:id="rId13">
-        <w:r>
-          <w:rPr>
-            <w:lang w:val="id_ID" w:bidi="id_ID"/>
-          </w:rPr>
-          <w:rPr>
-            <w:color w:val="0000EE"/>
-            <w:u w:val="single"/>
-          </w:rPr>
-          <w:t>Mat. 16:17–18</w:t>
-        </w:r>
-      </w:hyperlink>
+      <w:r>
+        <w:rPr>
+          <w:lang w:val="id_ID" w:bidi="id_ID"/>
+        </w:rPr>
+        <w:t>Mat. 16:17–18</w:t>
+      </w:r>
       <w:r>
         <w:rPr>
           <w:lang w:val="id_ID" w:bidi="id_ID"/>
@@ -276,180 +270,120 @@
         </w:rPr>
         <w:t>). • seorang hamba . . . dari Yesus Kristus: Dalam Perjanjian Lama, pemimpin penting dari umat Allah disebut hamba Tuhan (</w:t>
       </w:r>
-      <w:hyperlink r:id="rId14">
-        <w:r>
-          <w:rPr>
-            <w:lang w:val="id_ID" w:bidi="id_ID"/>
-          </w:rPr>
-          <w:rPr>
-            <w:color w:val="0000EE"/>
-            <w:u w:val="single"/>
-          </w:rPr>
-          <w:t>Yos. 14:7</w:t>
-        </w:r>
-      </w:hyperlink>
+      <w:r>
+        <w:rPr>
+          <w:lang w:val="id_ID" w:bidi="id_ID"/>
+        </w:rPr>
+        <w:t>Yos. 14:7</w:t>
+      </w:r>
       <w:r>
         <w:rPr>
           <w:lang w:val="id_ID" w:bidi="id_ID"/>
         </w:rPr>
         <w:t xml:space="preserve">; </w:t>
       </w:r>
-      <w:hyperlink r:id="rId15">
-        <w:r>
-          <w:rPr>
-            <w:lang w:val="id_ID" w:bidi="id_ID"/>
-          </w:rPr>
-          <w:rPr>
-            <w:color w:val="0000EE"/>
-            <w:u w:val="single"/>
-          </w:rPr>
-          <w:t>24:29</w:t>
-        </w:r>
-      </w:hyperlink>
+      <w:r>
+        <w:rPr>
+          <w:lang w:val="id_ID" w:bidi="id_ID"/>
+        </w:rPr>
+        <w:t>24:29</w:t>
+      </w:r>
       <w:r>
         <w:rPr>
           <w:lang w:val="id_ID" w:bidi="id_ID"/>
         </w:rPr>
         <w:t xml:space="preserve">; </w:t>
       </w:r>
-      <w:hyperlink r:id="rId16">
-        <w:r>
-          <w:rPr>
-            <w:lang w:val="id_ID" w:bidi="id_ID"/>
-          </w:rPr>
-          <w:rPr>
-            <w:color w:val="0000EE"/>
-            <w:u w:val="single"/>
-          </w:rPr>
-          <w:t>2Raj. 10:10</w:t>
-        </w:r>
-      </w:hyperlink>
+      <w:r>
+        <w:rPr>
+          <w:lang w:val="id_ID" w:bidi="id_ID"/>
+        </w:rPr>
+        <w:t>2Raj. 10:10</w:t>
+      </w:r>
       <w:r>
         <w:rPr>
           <w:lang w:val="id_ID" w:bidi="id_ID"/>
         </w:rPr>
         <w:t xml:space="preserve">). Gelar ini menekankan penyerahan Petrus kepada Kristus dan menunjukkan bahwa dia memiliki peran penting dalam rencana Allah. • Kata 'kami' mungkin merujuk pada orang-orang Kristen Yahudi; penerima surat ini sebagian besar adalah orang-orang Kristen non-Yahudi. Dalam Perjanjian Baru, orang-orang Kristen non-Yahudi dan Yahudi berbagi iman berharga yang sama dan memiliki kedudukan yang setara sebagai umat Allah (lihat </w:t>
       </w:r>
-      <w:hyperlink r:id="rId17">
-        <w:r>
-          <w:rPr>
-            <w:lang w:val="id_ID" w:bidi="id_ID"/>
-          </w:rPr>
-          <w:rPr>
-            <w:color w:val="0000EE"/>
-            <w:u w:val="single"/>
-          </w:rPr>
-          <w:t>Gal. 3:26–29</w:t>
-        </w:r>
-      </w:hyperlink>
+      <w:r>
+        <w:rPr>
+          <w:lang w:val="id_ID" w:bidi="id_ID"/>
+        </w:rPr>
+        <w:t>Gal. 3:26–29</w:t>
+      </w:r>
       <w:r>
         <w:rPr>
           <w:lang w:val="id_ID" w:bidi="id_ID"/>
         </w:rPr>
         <w:t xml:space="preserve">). • Ini adalah salah satu dari sedikit tempat dalam Perjanjian Baru di mana Yesus Kristus disebut Allah (lihat juga </w:t>
       </w:r>
-      <w:hyperlink r:id="rId18">
-        <w:r>
-          <w:rPr>
-            <w:lang w:val="id_ID" w:bidi="id_ID"/>
-          </w:rPr>
-          <w:rPr>
-            <w:color w:val="0000EE"/>
-            <w:u w:val="single"/>
-          </w:rPr>
-          <w:t>Yoh. 1:1</w:t>
-        </w:r>
-      </w:hyperlink>
+      <w:r>
+        <w:rPr>
+          <w:lang w:val="id_ID" w:bidi="id_ID"/>
+        </w:rPr>
+        <w:t>Yoh. 1:1</w:t>
+      </w:r>
       <w:r>
         <w:rPr>
           <w:lang w:val="id_ID" w:bidi="id_ID"/>
         </w:rPr>
         <w:t xml:space="preserve">; </w:t>
       </w:r>
-      <w:hyperlink r:id="rId19">
-        <w:r>
-          <w:rPr>
-            <w:lang w:val="id_ID" w:bidi="id_ID"/>
-          </w:rPr>
-          <w:rPr>
-            <w:color w:val="0000EE"/>
-            <w:u w:val="single"/>
-          </w:rPr>
-          <w:t>20:28</w:t>
-        </w:r>
-      </w:hyperlink>
+      <w:r>
+        <w:rPr>
+          <w:lang w:val="id_ID" w:bidi="id_ID"/>
+        </w:rPr>
+        <w:t>20:28</w:t>
+      </w:r>
       <w:r>
         <w:rPr>
           <w:lang w:val="id_ID" w:bidi="id_ID"/>
         </w:rPr>
         <w:t xml:space="preserve">; </w:t>
       </w:r>
-      <w:hyperlink r:id="rId20">
-        <w:r>
-          <w:rPr>
-            <w:lang w:val="id_ID" w:bidi="id_ID"/>
-          </w:rPr>
-          <w:rPr>
-            <w:color w:val="0000EE"/>
-            <w:u w:val="single"/>
-          </w:rPr>
-          <w:t>Rm. 9:5</w:t>
-        </w:r>
-      </w:hyperlink>
+      <w:r>
+        <w:rPr>
+          <w:lang w:val="id_ID" w:bidi="id_ID"/>
+        </w:rPr>
+        <w:t>Rm. 9:5</w:t>
+      </w:r>
       <w:r>
         <w:rPr>
           <w:lang w:val="id_ID" w:bidi="id_ID"/>
         </w:rPr>
         <w:t xml:space="preserve">; </w:t>
       </w:r>
-      <w:hyperlink r:id="rId21">
-        <w:r>
-          <w:rPr>
-            <w:lang w:val="id_ID" w:bidi="id_ID"/>
-          </w:rPr>
-          <w:rPr>
-            <w:color w:val="0000EE"/>
-            <w:u w:val="single"/>
-          </w:rPr>
-          <w:t>Tit. 2:13</w:t>
-        </w:r>
-      </w:hyperlink>
+      <w:r>
+        <w:rPr>
+          <w:lang w:val="id_ID" w:bidi="id_ID"/>
+        </w:rPr>
+        <w:t>Tit. 2:13</w:t>
+      </w:r>
       <w:r>
         <w:rPr>
           <w:lang w:val="id_ID" w:bidi="id_ID"/>
         </w:rPr>
         <w:t xml:space="preserve">; </w:t>
       </w:r>
-      <w:hyperlink r:id="rId22">
-        <w:r>
-          <w:rPr>
-            <w:lang w:val="id_ID" w:bidi="id_ID"/>
-          </w:rPr>
-          <w:rPr>
-            <w:color w:val="0000EE"/>
-            <w:u w:val="single"/>
-          </w:rPr>
-          <w:t>Ibr. 1:8</w:t>
-        </w:r>
-      </w:hyperlink>
+      <w:r>
+        <w:rPr>
+          <w:lang w:val="id_ID" w:bidi="id_ID"/>
+        </w:rPr>
+        <w:t>Ibr. 1:8</w:t>
+      </w:r>
       <w:r>
         <w:rPr>
           <w:lang w:val="id_ID" w:bidi="id_ID"/>
         </w:rPr>
         <w:t xml:space="preserve">; </w:t>
       </w:r>
-      <w:hyperlink r:id="rId23">
-        <w:r>
-          <w:rPr>
-            <w:lang w:val="id_ID" w:bidi="id_ID"/>
-          </w:rPr>
-          <w:rPr>
-            <w:color w:val="0000EE"/>
-            <w:u w:val="single"/>
-          </w:rPr>
-          <w:t>1Yoh. 5:20</w:t>
-        </w:r>
-      </w:hyperlink>
+      <w:r>
+        <w:rPr>
+          <w:lang w:val="id_ID" w:bidi="id_ID"/>
+        </w:rPr>
+        <w:t>1Yoh. 5:20</w:t>
+      </w:r>
       <w:r>
         <w:rPr>
           <w:lang w:val="id_ID" w:bidi="id_ID"/>
@@ -530,18 +464,12 @@
         </w:rPr>
         <w:t xml:space="preserve"> dari “Yesus Tuhan kita” (</w:t>
       </w:r>
-      <w:hyperlink r:id="rId24">
-        <w:r>
-          <w:rPr>
-            <w:lang w:val="id_ID" w:bidi="id_ID"/>
-          </w:rPr>
-          <w:rPr>
-            <w:color w:val="0000EE"/>
-            <w:u w:val="single"/>
-          </w:rPr>
-          <w:t>2Ptr. 1:2</w:t>
-        </w:r>
-      </w:hyperlink>
+      <w:r>
+        <w:rPr>
+          <w:lang w:val="id_ID" w:bidi="id_ID"/>
+        </w:rPr>
+        <w:t>2Ptr. 1:2</w:t>
+      </w:r>
       <w:r>
         <w:rPr>
           <w:lang w:val="id_ID" w:bidi="id_ID"/>
@@ -596,36 +524,24 @@
         </w:rPr>
         <w:t>Penjelasan mengenai segala sesuatu yang Allah berikan kepada kita dalam Kristus (</w:t>
       </w:r>
-      <w:hyperlink r:id="rId25">
-        <w:r>
-          <w:rPr>
-            <w:lang w:val="id_ID" w:bidi="id_ID"/>
-          </w:rPr>
-          <w:rPr>
-            <w:color w:val="0000EE"/>
-            <w:u w:val="single"/>
-          </w:rPr>
-          <w:t>2Ptr. 1:3–4</w:t>
-        </w:r>
-      </w:hyperlink>
+      <w:r>
+        <w:rPr>
+          <w:lang w:val="id_ID" w:bidi="id_ID"/>
+        </w:rPr>
+        <w:t>2Ptr. 1:3–4</w:t>
+      </w:r>
       <w:r>
         <w:rPr>
           <w:lang w:val="id_ID" w:bidi="id_ID"/>
         </w:rPr>
         <w:t>) menjadi landasan nasihat untuk mendorong kita bertumbuh dalam pengetahuan tentang Kristus (</w:t>
       </w:r>
-      <w:hyperlink r:id="rId26">
-        <w:r>
-          <w:rPr>
-            <w:lang w:val="id_ID" w:bidi="id_ID"/>
-          </w:rPr>
-          <w:rPr>
-            <w:color w:val="0000EE"/>
-            <w:u w:val="single"/>
-          </w:rPr>
-          <w:t>2Ptr. 1:5–11</w:t>
-        </w:r>
-      </w:hyperlink>
+      <w:r>
+        <w:rPr>
+          <w:lang w:val="id_ID" w:bidi="id_ID"/>
+        </w:rPr>
+        <w:t>2Ptr. 1:5–11</w:t>
+      </w:r>
       <w:r>
         <w:rPr>
           <w:lang w:val="id_ID" w:bidi="id_ID"/>
@@ -680,72 +596,48 @@
         </w:rPr>
         <w:t xml:space="preserve">Kamu boleh mengambil bagian dalam kodrat ilahi: Petrus kemungkinan tidak bermaksud bahwa jiwa kita menyatu dengan Allah, melainkan bahwa orang percaya berbagi sifat-sifat Allah (bdk. </w:t>
       </w:r>
-      <w:hyperlink r:id="rId27">
-        <w:r>
-          <w:rPr>
-            <w:lang w:val="id_ID" w:bidi="id_ID"/>
-          </w:rPr>
-          <w:rPr>
-            <w:color w:val="0000EE"/>
-            <w:u w:val="single"/>
-          </w:rPr>
-          <w:t>Im. 11:44</w:t>
-        </w:r>
-      </w:hyperlink>
+      <w:r>
+        <w:rPr>
+          <w:lang w:val="id_ID" w:bidi="id_ID"/>
+        </w:rPr>
+        <w:t>Im. 11:44</w:t>
+      </w:r>
       <w:r>
         <w:rPr>
           <w:lang w:val="id_ID" w:bidi="id_ID"/>
         </w:rPr>
         <w:t xml:space="preserve">; </w:t>
       </w:r>
-      <w:hyperlink r:id="rId28">
-        <w:r>
-          <w:rPr>
-            <w:lang w:val="id_ID" w:bidi="id_ID"/>
-          </w:rPr>
-          <w:rPr>
-            <w:color w:val="0000EE"/>
-            <w:u w:val="single"/>
-          </w:rPr>
-          <w:t>Mat. 5:43–48</w:t>
-        </w:r>
-      </w:hyperlink>
+      <w:r>
+        <w:rPr>
+          <w:lang w:val="id_ID" w:bidi="id_ID"/>
+        </w:rPr>
+        <w:t>Mat. 5:43–48</w:t>
+      </w:r>
       <w:r>
         <w:rPr>
           <w:lang w:val="id_ID" w:bidi="id_ID"/>
         </w:rPr>
         <w:t xml:space="preserve">; </w:t>
       </w:r>
-      <w:hyperlink r:id="rId29">
-        <w:r>
-          <w:rPr>
-            <w:lang w:val="id_ID" w:bidi="id_ID"/>
-          </w:rPr>
-          <w:rPr>
-            <w:color w:val="0000EE"/>
-            <w:u w:val="single"/>
-          </w:rPr>
-          <w:t>Ef. 4:24</w:t>
-        </w:r>
-      </w:hyperlink>
+      <w:r>
+        <w:rPr>
+          <w:lang w:val="id_ID" w:bidi="id_ID"/>
+        </w:rPr>
+        <w:t>Ef. 4:24</w:t>
+      </w:r>
       <w:r>
         <w:rPr>
           <w:lang w:val="id_ID" w:bidi="id_ID"/>
         </w:rPr>
         <w:t xml:space="preserve">; </w:t>
       </w:r>
-      <w:hyperlink r:id="rId30">
-        <w:r>
-          <w:rPr>
-            <w:lang w:val="id_ID" w:bidi="id_ID"/>
-          </w:rPr>
-          <w:rPr>
-            <w:color w:val="0000EE"/>
-            <w:u w:val="single"/>
-          </w:rPr>
-          <w:t>5:1</w:t>
-        </w:r>
-      </w:hyperlink>
+      <w:r>
+        <w:rPr>
+          <w:lang w:val="id_ID" w:bidi="id_ID"/>
+        </w:rPr>
+        <w:t>5:1</w:t>
+      </w:r>
       <w:r>
         <w:rPr>
           <w:lang w:val="id_ID" w:bidi="id_ID"/>
@@ -813,18 +705,12 @@
         </w:rPr>
         <w:t>. Urutan dalam bagian-bagian seperti ini tidak ditekankan—misalnya, Petrus tidak menyiratkan bahwa keunggulan moral harus mendahului pengetahuan. Namun, kasih adalah puncak dari kebajikan (</w:t>
       </w:r>
-      <w:hyperlink r:id="rId31">
-        <w:r>
-          <w:rPr>
-            <w:lang w:val="id_ID" w:bidi="id_ID"/>
-          </w:rPr>
-          <w:rPr>
-            <w:color w:val="0000EE"/>
-            <w:u w:val="single"/>
-          </w:rPr>
-          <w:t>2Ptr. 1:7</w:t>
-        </w:r>
-      </w:hyperlink>
+      <w:r>
+        <w:rPr>
+          <w:lang w:val="id_ID" w:bidi="id_ID"/>
+        </w:rPr>
+        <w:t>2Ptr. 1:7</w:t>
+      </w:r>
       <w:r>
         <w:rPr>
           <w:lang w:val="id_ID" w:bidi="id_ID"/>
@@ -953,36 +839,24 @@
         </w:rPr>
         <w:t xml:space="preserve"> di mana seorang pemimpin tua dan dihormati memberikan instruksi terakhir kepada anak-anaknya atau orang lain di ranjang kematiannya (bdk. </w:t>
       </w:r>
-      <w:hyperlink r:id="rId32">
-        <w:r>
-          <w:rPr>
-            <w:lang w:val="id_ID" w:bidi="id_ID"/>
-          </w:rPr>
-          <w:rPr>
-            <w:color w:val="0000EE"/>
-            <w:u w:val="single"/>
-          </w:rPr>
-          <w:t>Ul. 31–33</w:t>
-        </w:r>
-      </w:hyperlink>
+      <w:r>
+        <w:rPr>
+          <w:lang w:val="id_ID" w:bidi="id_ID"/>
+        </w:rPr>
+        <w:t>Ul. 31–33</w:t>
+      </w:r>
       <w:r>
         <w:rPr>
           <w:lang w:val="id_ID" w:bidi="id_ID"/>
         </w:rPr>
         <w:t xml:space="preserve">; </w:t>
       </w:r>
-      <w:hyperlink r:id="rId33">
-        <w:r>
-          <w:rPr>
-            <w:lang w:val="id_ID" w:bidi="id_ID"/>
-          </w:rPr>
-          <w:rPr>
-            <w:color w:val="0000EE"/>
-            <w:u w:val="single"/>
-          </w:rPr>
-          <w:t>Yos. 24</w:t>
-        </w:r>
-      </w:hyperlink>
+      <w:r>
+        <w:rPr>
+          <w:lang w:val="id_ID" w:bidi="id_ID"/>
+        </w:rPr>
+        <w:t>Yos. 24</w:t>
+      </w:r>
       <w:r>
         <w:rPr>
           <w:lang w:val="id_ID" w:bidi="id_ID"/>
@@ -1044,18 +918,12 @@
         </w:rPr>
         <w:t>Nubuat ini mungkin datang dalam sebuah penglihatan, tetapi lebih mungkin bahwa Petrus sedang mengingat nubuatan Yesus tentang kematiannya (</w:t>
       </w:r>
-      <w:hyperlink r:id="rId34">
-        <w:r>
-          <w:rPr>
-            <w:lang w:val="id_ID" w:bidi="id_ID"/>
-          </w:rPr>
-          <w:rPr>
-            <w:color w:val="0000EE"/>
-            <w:u w:val="single"/>
-          </w:rPr>
-          <w:t>Yoh. 21:18–19</w:t>
-        </w:r>
-      </w:hyperlink>
+      <w:r>
+        <w:rPr>
+          <w:lang w:val="id_ID" w:bidi="id_ID"/>
+        </w:rPr>
+        <w:t>Yoh. 21:18–19</w:t>
+      </w:r>
       <w:r>
         <w:rPr>
           <w:lang w:val="id_ID" w:bidi="id_ID"/>
@@ -1123,54 +991,36 @@
         </w:rPr>
         <w:t>): Guru-guru palsu mungkin menuduh bahwa pesan tentang kedatangan Kristus hanyalah dongeng yang mendidik tanpa kebenaran faktual. • Kami adalah saksi mata dari kebesaran-Nya: Pada saat transfigurasi Yesus (</w:t>
       </w:r>
-      <w:hyperlink r:id="rId35">
-        <w:r>
-          <w:rPr>
-            <w:lang w:val="id_ID" w:bidi="id_ID"/>
-          </w:rPr>
-          <w:rPr>
-            <w:color w:val="0000EE"/>
-            <w:u w:val="single"/>
-          </w:rPr>
-          <w:t>Mat. 17:1–9</w:t>
-        </w:r>
-      </w:hyperlink>
+      <w:r>
+        <w:rPr>
+          <w:lang w:val="id_ID" w:bidi="id_ID"/>
+        </w:rPr>
+        <w:t>Mat. 17:1–9</w:t>
+      </w:r>
       <w:r>
         <w:rPr>
           <w:lang w:val="id_ID" w:bidi="id_ID"/>
         </w:rPr>
         <w:t xml:space="preserve">; </w:t>
       </w:r>
-      <w:hyperlink r:id="rId36">
-        <w:r>
-          <w:rPr>
-            <w:lang w:val="id_ID" w:bidi="id_ID"/>
-          </w:rPr>
-          <w:rPr>
-            <w:color w:val="0000EE"/>
-            <w:u w:val="single"/>
-          </w:rPr>
-          <w:t>Mrk. 9:2–8</w:t>
-        </w:r>
-      </w:hyperlink>
+      <w:r>
+        <w:rPr>
+          <w:lang w:val="id_ID" w:bidi="id_ID"/>
+        </w:rPr>
+        <w:t>Mrk. 9:2–8</w:t>
+      </w:r>
       <w:r>
         <w:rPr>
           <w:lang w:val="id_ID" w:bidi="id_ID"/>
         </w:rPr>
         <w:t xml:space="preserve">; </w:t>
       </w:r>
-      <w:hyperlink r:id="rId37">
-        <w:r>
-          <w:rPr>
-            <w:lang w:val="id_ID" w:bidi="id_ID"/>
-          </w:rPr>
-          <w:rPr>
-            <w:color w:val="0000EE"/>
-            <w:u w:val="single"/>
-          </w:rPr>
-          <w:t>Luk. 9:28–36</w:t>
-        </w:r>
-      </w:hyperlink>
+      <w:r>
+        <w:rPr>
+          <w:lang w:val="id_ID" w:bidi="id_ID"/>
+        </w:rPr>
+        <w:t>Luk. 9:28–36</w:t>
+      </w:r>
       <w:r>
         <w:rPr>
           <w:lang w:val="id_ID" w:bidi="id_ID"/>
@@ -1225,72 +1075,48 @@
         </w:rPr>
         <w:t xml:space="preserve">Kecaman Petrus terhadap guru-guru palsu (psl. </w:t>
       </w:r>
-      <w:hyperlink r:id="rId38">
-        <w:r>
-          <w:rPr>
-            <w:lang w:val="id_ID" w:bidi="id_ID"/>
-          </w:rPr>
-          <w:rPr>
-            <w:color w:val="0000EE"/>
-            <w:u w:val="single"/>
-          </w:rPr>
-          <w:t>2</w:t>
-        </w:r>
-      </w:hyperlink>
+      <w:r>
+        <w:rPr>
+          <w:lang w:val="id_ID" w:bidi="id_ID"/>
+        </w:rPr>
+        <w:t>2</w:t>
+      </w:r>
       <w:r>
         <w:rPr>
           <w:lang w:val="id_ID" w:bidi="id_ID"/>
         </w:rPr>
         <w:t xml:space="preserve">) dihubungkan dengan ajaran tentang kepastian kedatangan Yesus (lihat juga </w:t>
       </w:r>
-      <w:hyperlink r:id="rId39">
-        <w:r>
-          <w:rPr>
-            <w:lang w:val="id_ID" w:bidi="id_ID"/>
-          </w:rPr>
-          <w:rPr>
-            <w:color w:val="0000EE"/>
-            <w:u w:val="single"/>
-          </w:rPr>
-          <w:t>2Ptr. 3:1–13</w:t>
-        </w:r>
-      </w:hyperlink>
+      <w:r>
+        <w:rPr>
+          <w:lang w:val="id_ID" w:bidi="id_ID"/>
+        </w:rPr>
+        <w:t>2Ptr. 3:1–13</w:t>
+      </w:r>
       <w:r>
         <w:rPr>
           <w:lang w:val="id_ID" w:bidi="id_ID"/>
         </w:rPr>
         <w:t>). Guru-guru palsu mungkin menyangkal kenyataan kedatangan dan penghakiman Kristus. Pengalaman saksi mata Petrus (</w:t>
       </w:r>
-      <w:hyperlink r:id="rId40">
-        <w:r>
-          <w:rPr>
-            <w:lang w:val="id_ID" w:bidi="id_ID"/>
-          </w:rPr>
-          <w:rPr>
-            <w:color w:val="0000EE"/>
-            <w:u w:val="single"/>
-          </w:rPr>
-          <w:t>2Ptr. 1:16–18</w:t>
-        </w:r>
-      </w:hyperlink>
+      <w:r>
+        <w:rPr>
+          <w:lang w:val="id_ID" w:bidi="id_ID"/>
+        </w:rPr>
+        <w:t>2Ptr. 1:16–18</w:t>
+      </w:r>
       <w:r>
         <w:rPr>
           <w:lang w:val="id_ID" w:bidi="id_ID"/>
         </w:rPr>
         <w:t>) dan keandalan intrinsik nubuat kitab suci (</w:t>
       </w:r>
-      <w:hyperlink r:id="rId41">
-        <w:r>
-          <w:rPr>
-            <w:lang w:val="id_ID" w:bidi="id_ID"/>
-          </w:rPr>
-          <w:rPr>
-            <w:color w:val="0000EE"/>
-            <w:u w:val="single"/>
-          </w:rPr>
-          <w:t>2Ptr. 1:19–21</w:t>
-        </w:r>
-      </w:hyperlink>
+      <w:r>
+        <w:rPr>
+          <w:lang w:val="id_ID" w:bidi="id_ID"/>
+        </w:rPr>
+        <w:t>2Ptr. 1:19–21</w:t>
+      </w:r>
       <w:r>
         <w:rPr>
           <w:lang w:val="id_ID" w:bidi="id_ID"/>
@@ -1358,54 +1184,36 @@
         </w:rPr>
         <w:t xml:space="preserve"> yaitu waktu ketika Allah campur tangan dalam sejarah untuk menyelamatkan umat-Nya dan menghakimi musuh-musuh-Nya (lihat </w:t>
       </w:r>
-      <w:hyperlink r:id="rId42">
-        <w:r>
-          <w:rPr>
-            <w:lang w:val="id_ID" w:bidi="id_ID"/>
-          </w:rPr>
-          <w:rPr>
-            <w:color w:val="0000EE"/>
-            <w:u w:val="single"/>
-          </w:rPr>
-          <w:t>Yes. 13:4–12</w:t>
-        </w:r>
-      </w:hyperlink>
+      <w:r>
+        <w:rPr>
+          <w:lang w:val="id_ID" w:bidi="id_ID"/>
+        </w:rPr>
+        <w:t>Yes. 13:4–12</w:t>
+      </w:r>
       <w:r>
         <w:rPr>
           <w:lang w:val="id_ID" w:bidi="id_ID"/>
         </w:rPr>
         <w:t xml:space="preserve">; </w:t>
       </w:r>
-      <w:hyperlink r:id="rId43">
-        <w:r>
-          <w:rPr>
-            <w:lang w:val="id_ID" w:bidi="id_ID"/>
-          </w:rPr>
-          <w:rPr>
-            <w:color w:val="0000EE"/>
-            <w:u w:val="single"/>
-          </w:rPr>
-          <w:t>Yl. 2:1–32</w:t>
-        </w:r>
-      </w:hyperlink>
+      <w:r>
+        <w:rPr>
+          <w:lang w:val="id_ID" w:bidi="id_ID"/>
+        </w:rPr>
+        <w:t>Yl. 2:1–32</w:t>
+      </w:r>
       <w:r>
         <w:rPr>
           <w:lang w:val="id_ID" w:bidi="id_ID"/>
         </w:rPr>
         <w:t xml:space="preserve">; </w:t>
       </w:r>
-      <w:hyperlink r:id="rId44">
-        <w:r>
-          <w:rPr>
-            <w:lang w:val="id_ID" w:bidi="id_ID"/>
-          </w:rPr>
-          <w:rPr>
-            <w:color w:val="0000EE"/>
-            <w:u w:val="single"/>
-          </w:rPr>
-          <w:t>Zef. 2:1–3</w:t>
-        </w:r>
-      </w:hyperlink>
+      <w:r>
+        <w:rPr>
+          <w:lang w:val="id_ID" w:bidi="id_ID"/>
+        </w:rPr>
+        <w:t>Zef. 2:1–3</w:t>
+      </w:r>
       <w:r>
         <w:rPr>
           <w:lang w:val="id_ID" w:bidi="id_ID"/>
@@ -1521,126 +1329,84 @@
         </w:rPr>
         <w:t xml:space="preserve">Mereka akan: Penggunaan bentuk waktu depan oleh Petrus dalam </w:t>
       </w:r>
-      <w:hyperlink r:id="rId45">
-        <w:r>
-          <w:rPr>
-            <w:lang w:val="id_ID" w:bidi="id_ID"/>
-          </w:rPr>
-          <w:rPr>
-            <w:color w:val="0000EE"/>
-            <w:u w:val="single"/>
-          </w:rPr>
-          <w:t>2Ptr. 2:1–3</w:t>
-        </w:r>
-      </w:hyperlink>
+      <w:r>
+        <w:rPr>
+          <w:lang w:val="id_ID" w:bidi="id_ID"/>
+        </w:rPr>
+        <w:t>2Ptr. 2:1–3</w:t>
+      </w:r>
       <w:r>
         <w:rPr>
           <w:lang w:val="id_ID" w:bidi="id_ID"/>
         </w:rPr>
         <w:t xml:space="preserve"> tidak berarti bahwa nabi palsu belum datang, tetapi merujuk pada ramalan Yesus bahwa guru-guru palsu akan muncul (</w:t>
       </w:r>
-      <w:hyperlink r:id="rId46">
-        <w:r>
-          <w:rPr>
-            <w:lang w:val="id_ID" w:bidi="id_ID"/>
-          </w:rPr>
-          <w:rPr>
-            <w:color w:val="0000EE"/>
-            <w:u w:val="single"/>
-          </w:rPr>
-          <w:t>Mat. 24:11</w:t>
-        </w:r>
-      </w:hyperlink>
+      <w:r>
+        <w:rPr>
+          <w:lang w:val="id_ID" w:bidi="id_ID"/>
+        </w:rPr>
+        <w:t>Mat. 24:11</w:t>
+      </w:r>
       <w:r>
         <w:rPr>
           <w:lang w:val="id_ID" w:bidi="id_ID"/>
         </w:rPr>
         <w:t xml:space="preserve">, </w:t>
       </w:r>
-      <w:hyperlink r:id="rId47">
-        <w:r>
-          <w:rPr>
-            <w:lang w:val="id_ID" w:bidi="id_ID"/>
-          </w:rPr>
-          <w:rPr>
-            <w:color w:val="0000EE"/>
-            <w:u w:val="single"/>
-          </w:rPr>
-          <w:t>24</w:t>
-        </w:r>
-      </w:hyperlink>
+      <w:r>
+        <w:rPr>
+          <w:lang w:val="id_ID" w:bidi="id_ID"/>
+        </w:rPr>
+        <w:t>24</w:t>
+      </w:r>
       <w:r>
         <w:rPr>
           <w:lang w:val="id_ID" w:bidi="id_ID"/>
         </w:rPr>
         <w:t xml:space="preserve">; </w:t>
       </w:r>
-      <w:hyperlink r:id="rId48">
-        <w:r>
-          <w:rPr>
-            <w:lang w:val="id_ID" w:bidi="id_ID"/>
-          </w:rPr>
-          <w:rPr>
-            <w:color w:val="0000EE"/>
-            <w:u w:val="single"/>
-          </w:rPr>
-          <w:t>Mrk. 13:22</w:t>
-        </w:r>
-      </w:hyperlink>
+      <w:r>
+        <w:rPr>
+          <w:lang w:val="id_ID" w:bidi="id_ID"/>
+        </w:rPr>
+        <w:t>Mrk. 13:22</w:t>
+      </w:r>
       <w:r>
         <w:rPr>
           <w:lang w:val="id_ID" w:bidi="id_ID"/>
         </w:rPr>
         <w:t xml:space="preserve">; bdk. </w:t>
       </w:r>
-      <w:hyperlink r:id="rId49">
-        <w:r>
-          <w:rPr>
-            <w:lang w:val="id_ID" w:bidi="id_ID"/>
-          </w:rPr>
-          <w:rPr>
-            <w:color w:val="0000EE"/>
-            <w:u w:val="single"/>
-          </w:rPr>
-          <w:t>Kisah 20:29–31</w:t>
-        </w:r>
-      </w:hyperlink>
+      <w:r>
+        <w:rPr>
+          <w:lang w:val="id_ID" w:bidi="id_ID"/>
+        </w:rPr>
+        <w:t>Kisah 20:29–31</w:t>
+      </w:r>
       <w:r>
         <w:rPr>
           <w:lang w:val="id_ID" w:bidi="id_ID"/>
         </w:rPr>
         <w:t xml:space="preserve">; </w:t>
       </w:r>
-      <w:hyperlink r:id="rId50">
-        <w:r>
-          <w:rPr>
-            <w:lang w:val="id_ID" w:bidi="id_ID"/>
-          </w:rPr>
-          <w:rPr>
-            <w:color w:val="0000EE"/>
-            <w:u w:val="single"/>
-          </w:rPr>
-          <w:t>2Tim. 3:1–6</w:t>
-        </w:r>
-      </w:hyperlink>
+      <w:r>
+        <w:rPr>
+          <w:lang w:val="id_ID" w:bidi="id_ID"/>
+        </w:rPr>
+        <w:t>2Tim. 3:1–6</w:t>
+      </w:r>
       <w:r>
         <w:rPr>
           <w:lang w:val="id_ID" w:bidi="id_ID"/>
         </w:rPr>
         <w:t xml:space="preserve">). Guru-guru palsu yang telah muncul memenuhi ramalan tersebut. • menyangkal Penguasa yang telah menebus mereka: Guru-guru palsu mungkin secara terang-terangan menyangkal Kristus, tetapi lebih mungkin bahwa perilaku amoral mereka merupakan bentuk penyangkalan terhadap Kristus (bdk. </w:t>
       </w:r>
-      <w:hyperlink r:id="rId51">
-        <w:r>
-          <w:rPr>
-            <w:lang w:val="id_ID" w:bidi="id_ID"/>
-          </w:rPr>
-          <w:rPr>
-            <w:color w:val="0000EE"/>
-            <w:u w:val="single"/>
-          </w:rPr>
-          <w:t>Tit. 1:16</w:t>
-        </w:r>
-      </w:hyperlink>
+      <w:r>
+        <w:rPr>
+          <w:lang w:val="id_ID" w:bidi="id_ID"/>
+        </w:rPr>
+        <w:t>Tit. 1:16</w:t>
+      </w:r>
       <w:r>
         <w:rPr>
           <w:lang w:val="id_ID" w:bidi="id_ID"/>
@@ -1695,18 +1461,12 @@
         </w:rPr>
         <w:t>Di samping nabi-nabi sejati (</w:t>
       </w:r>
-      <w:hyperlink r:id="rId52">
-        <w:r>
-          <w:rPr>
-            <w:lang w:val="id_ID" w:bidi="id_ID"/>
-          </w:rPr>
-          <w:rPr>
-            <w:color w:val="0000EE"/>
-            <w:u w:val="single"/>
-          </w:rPr>
-          <w:t>2Ptr. 1:20–21</w:t>
-        </w:r>
-      </w:hyperlink>
+      <w:r>
+        <w:rPr>
+          <w:lang w:val="id_ID" w:bidi="id_ID"/>
+        </w:rPr>
+        <w:t>2Ptr. 1:20–21</w:t>
+      </w:r>
       <w:r>
         <w:rPr>
           <w:lang w:val="id_ID" w:bidi="id_ID"/>
@@ -1809,18 +1569,12 @@
         </w:rPr>
         <w:t xml:space="preserve">Contoh pertama dari penghakiman adalah para malaikat yang berdosa: Tradisi Yahudi yang tersebar luas menyatakan bahwa "anak-anak Allah" dalam </w:t>
       </w:r>
-      <w:hyperlink r:id="rId53">
-        <w:r>
-          <w:rPr>
-            <w:lang w:val="id_ID" w:bidi="id_ID"/>
-          </w:rPr>
-          <w:rPr>
-            <w:color w:val="0000EE"/>
-            <w:u w:val="single"/>
-          </w:rPr>
-          <w:t>Kej. 6:1–5</w:t>
-        </w:r>
-      </w:hyperlink>
+      <w:r>
+        <w:rPr>
+          <w:lang w:val="id_ID" w:bidi="id_ID"/>
+        </w:rPr>
+        <w:t>Kej. 6:1–5</w:t>
+      </w:r>
       <w:r>
         <w:rPr>
           <w:lang w:val="id_ID" w:bidi="id_ID"/>
@@ -1840,36 +1594,24 @@
         </w:rPr>
         <w:t xml:space="preserve"> 6–10; bdk. </w:t>
       </w:r>
-      <w:hyperlink r:id="rId54">
-        <w:r>
-          <w:rPr>
-            <w:lang w:val="id_ID" w:bidi="id_ID"/>
-          </w:rPr>
-          <w:rPr>
-            <w:color w:val="0000EE"/>
-            <w:u w:val="single"/>
-          </w:rPr>
-          <w:t>1Ptr. 3:19–20</w:t>
-        </w:r>
-      </w:hyperlink>
+      <w:r>
+        <w:rPr>
+          <w:lang w:val="id_ID" w:bidi="id_ID"/>
+        </w:rPr>
+        <w:t>1Ptr. 3:19–20</w:t>
+      </w:r>
       <w:r>
         <w:rPr>
           <w:lang w:val="id_ID" w:bidi="id_ID"/>
         </w:rPr>
         <w:t xml:space="preserve">; </w:t>
       </w:r>
-      <w:hyperlink r:id="rId55">
-        <w:r>
-          <w:rPr>
-            <w:lang w:val="id_ID" w:bidi="id_ID"/>
-          </w:rPr>
-          <w:rPr>
-            <w:color w:val="0000EE"/>
-            <w:u w:val="single"/>
-          </w:rPr>
-          <w:t>Yud. 1:6</w:t>
-        </w:r>
-      </w:hyperlink>
+      <w:r>
+        <w:rPr>
+          <w:lang w:val="id_ID" w:bidi="id_ID"/>
+        </w:rPr>
+        <w:t>Yud. 1:6</w:t>
+      </w:r>
       <w:r>
         <w:rPr>
           <w:lang w:val="id_ID" w:bidi="id_ID"/>
@@ -1924,18 +1666,12 @@
         </w:rPr>
         <w:t xml:space="preserve">Tiga contoh penghakiman dalam Perjanjian Lama menunjukkan bahwa Allah akan membela mereka yang tetap setia kepada-Nya dan akan menghukum mereka yang menyangkal-Nya, termasuk guru-guru palsu (lihat </w:t>
       </w:r>
-      <w:hyperlink r:id="rId56">
-        <w:r>
-          <w:rPr>
-            <w:lang w:val="id_ID" w:bidi="id_ID"/>
-          </w:rPr>
-          <w:rPr>
-            <w:color w:val="0000EE"/>
-            <w:u w:val="single"/>
-          </w:rPr>
-          <w:t>2Ptr. 2:3</w:t>
-        </w:r>
-      </w:hyperlink>
+      <w:r>
+        <w:rPr>
+          <w:lang w:val="id_ID" w:bidi="id_ID"/>
+        </w:rPr>
+        <w:t>2Ptr. 2:3</w:t>
+      </w:r>
       <w:r>
         <w:rPr>
           <w:lang w:val="id_ID" w:bidi="id_ID"/>
@@ -1990,18 +1726,12 @@
         </w:rPr>
         <w:t xml:space="preserve">Contoh kedua dari penghakiman adalah bahwa Allah tidak menyelamatkan dunia kuno pada zaman Nuh. Dalam peristiwa banjir, Allah memusnahkan semua kehidupan manusia kecuali Nuh dan keluarganya (lihat </w:t>
       </w:r>
-      <w:hyperlink r:id="rId57">
-        <w:r>
-          <w:rPr>
-            <w:lang w:val="id_ID" w:bidi="id_ID"/>
-          </w:rPr>
-          <w:rPr>
-            <w:color w:val="0000EE"/>
-            <w:u w:val="single"/>
-          </w:rPr>
-          <w:t>Kej. 6–8</w:t>
-        </w:r>
-      </w:hyperlink>
+      <w:r>
+        <w:rPr>
+          <w:lang w:val="id_ID" w:bidi="id_ID"/>
+        </w:rPr>
+        <w:t>Kej. 6–8</w:t>
+      </w:r>
       <w:r>
         <w:rPr>
           <w:lang w:val="id_ID" w:bidi="id_ID"/>
@@ -2056,18 +1786,12 @@
         </w:rPr>
         <w:t>Contoh ketiga dari penghakiman adalah ketika Allah mengutuk kota Sodom dan Gomora. Orang-orang di kota-kota ini sangat tidak bermoral sehingga Allah menurunkan belerang dari langit untuk menghancurkan mereka (</w:t>
       </w:r>
-      <w:hyperlink r:id="rId58">
-        <w:r>
-          <w:rPr>
-            <w:lang w:val="id_ID" w:bidi="id_ID"/>
-          </w:rPr>
-          <w:rPr>
-            <w:color w:val="0000EE"/>
-            <w:u w:val="single"/>
-          </w:rPr>
-          <w:t>Kej. 19:24</w:t>
-        </w:r>
-      </w:hyperlink>
+      <w:r>
+        <w:rPr>
+          <w:lang w:val="id_ID" w:bidi="id_ID"/>
+        </w:rPr>
+        <w:t>Kej. 19:24</w:t>
+      </w:r>
       <w:r>
         <w:rPr>
           <w:lang w:val="id_ID" w:bidi="id_ID"/>
@@ -2208,36 +1932,24 @@
         </w:rPr>
         <w:t>Tuhan tahu cara menyelamatkan orang-orang saleh dari cobaan: Seperti yang digambarkan oleh keluarga Nuh (</w:t>
       </w:r>
-      <w:hyperlink r:id="rId59">
-        <w:r>
-          <w:rPr>
-            <w:lang w:val="id_ID" w:bidi="id_ID"/>
-          </w:rPr>
-          <w:rPr>
-            <w:color w:val="0000EE"/>
-            <w:u w:val="single"/>
-          </w:rPr>
-          <w:t>2Ptr. 2:5</w:t>
-        </w:r>
-      </w:hyperlink>
+      <w:r>
+        <w:rPr>
+          <w:lang w:val="id_ID" w:bidi="id_ID"/>
+        </w:rPr>
+        <w:t>2Ptr. 2:5</w:t>
+      </w:r>
       <w:r>
         <w:rPr>
           <w:lang w:val="id_ID" w:bidi="id_ID"/>
         </w:rPr>
         <w:t>) dan Lot (</w:t>
       </w:r>
-      <w:hyperlink r:id="rId60">
-        <w:r>
-          <w:rPr>
-            <w:lang w:val="id_ID" w:bidi="id_ID"/>
-          </w:rPr>
-          <w:rPr>
-            <w:color w:val="0000EE"/>
-            <w:u w:val="single"/>
-          </w:rPr>
-          <w:t>2Ptr. 2:7</w:t>
-        </w:r>
-      </w:hyperlink>
+      <w:r>
+        <w:rPr>
+          <w:lang w:val="id_ID" w:bidi="id_ID"/>
+        </w:rPr>
+        <w:t>2Ptr. 2:7</w:t>
+      </w:r>
       <w:r>
         <w:rPr>
           <w:lang w:val="id_ID" w:bidi="id_ID"/>
@@ -2292,18 +2004,12 @@
         </w:rPr>
         <w:t xml:space="preserve">hawa nafsunya karena ingin mencemarkan diri: Referensi ini umumnya mengacu pada keinginan seksual yang terlarang dan mungkin secara khusus pada homoseksualitas (bandingkan referensi ke Sodom dan Gomora, </w:t>
       </w:r>
-      <w:hyperlink r:id="rId61">
-        <w:r>
-          <w:rPr>
-            <w:lang w:val="id_ID" w:bidi="id_ID"/>
-          </w:rPr>
-          <w:rPr>
-            <w:color w:val="0000EE"/>
-            <w:u w:val="single"/>
-          </w:rPr>
-          <w:t>2Ptr. 2:6</w:t>
-        </w:r>
-      </w:hyperlink>
+      <w:r>
+        <w:rPr>
+          <w:lang w:val="id_ID" w:bidi="id_ID"/>
+        </w:rPr>
+        <w:t>2Ptr. 2:6</w:t>
+      </w:r>
       <w:r>
         <w:rPr>
           <w:lang w:val="id_ID" w:bidi="id_ID"/>
@@ -2358,18 +2064,12 @@
         </w:rPr>
         <w:t xml:space="preserve">kemuliaan: Mungkin malaikat jahat, berbeda dengan malaikat di </w:t>
       </w:r>
-      <w:hyperlink r:id="rId62">
-        <w:r>
-          <w:rPr>
-            <w:lang w:val="id_ID" w:bidi="id_ID"/>
-          </w:rPr>
-          <w:rPr>
-            <w:color w:val="0000EE"/>
-            <w:u w:val="single"/>
-          </w:rPr>
-          <w:t>2Ptr. 2:11</w:t>
-        </w:r>
-      </w:hyperlink>
+      <w:r>
+        <w:rPr>
+          <w:lang w:val="id_ID" w:bidi="id_ID"/>
+        </w:rPr>
+        <w:t>2Ptr. 2:11</w:t>
+      </w:r>
       <w:r>
         <w:rPr>
           <w:lang w:val="id_ID" w:bidi="id_ID"/>
@@ -2533,54 +2233,36 @@
         </w:rPr>
         <w:t xml:space="preserve">Mereka adalah kotoran dan noda, yang mabuk dalam hawa nafsu mereka kalau mereka duduk makan minum bersama-sama dengan kamu: Bdk. </w:t>
       </w:r>
-      <w:hyperlink r:id="rId63">
-        <w:r>
-          <w:rPr>
-            <w:lang w:val="id_ID" w:bidi="id_ID"/>
-          </w:rPr>
-          <w:rPr>
-            <w:color w:val="0000EE"/>
-            <w:u w:val="single"/>
-          </w:rPr>
-          <w:t>Yud. 1:12</w:t>
-        </w:r>
-      </w:hyperlink>
+      <w:r>
+        <w:rPr>
+          <w:lang w:val="id_ID" w:bidi="id_ID"/>
+        </w:rPr>
+        <w:t>Yud. 1:12</w:t>
+      </w:r>
       <w:r>
         <w:rPr>
           <w:lang w:val="id_ID" w:bidi="id_ID"/>
         </w:rPr>
         <w:t xml:space="preserve">. Orang Kristen sering makan bersama dalam perjamuan persekutuan untuk merayakan Tuhan (lihat </w:t>
       </w:r>
-      <w:hyperlink r:id="rId64">
-        <w:r>
-          <w:rPr>
-            <w:lang w:val="id_ID" w:bidi="id_ID"/>
-          </w:rPr>
-          <w:rPr>
-            <w:color w:val="0000EE"/>
-            <w:u w:val="single"/>
-          </w:rPr>
-          <w:t>Kisah 2:46</w:t>
-        </w:r>
-      </w:hyperlink>
+      <w:r>
+        <w:rPr>
+          <w:lang w:val="id_ID" w:bidi="id_ID"/>
+        </w:rPr>
+        <w:t>Kisah 2:46</w:t>
+      </w:r>
       <w:r>
         <w:rPr>
           <w:lang w:val="id_ID" w:bidi="id_ID"/>
         </w:rPr>
         <w:t xml:space="preserve">; </w:t>
       </w:r>
-      <w:hyperlink r:id="rId65">
-        <w:r>
-          <w:rPr>
-            <w:lang w:val="id_ID" w:bidi="id_ID"/>
-          </w:rPr>
-          <w:rPr>
-            <w:color w:val="0000EE"/>
-            <w:u w:val="single"/>
-          </w:rPr>
-          <w:t>6:1</w:t>
-        </w:r>
-      </w:hyperlink>
+      <w:r>
+        <w:rPr>
+          <w:lang w:val="id_ID" w:bidi="id_ID"/>
+        </w:rPr>
+        <w:t>6:1</w:t>
+      </w:r>
       <w:r>
         <w:rPr>
           <w:lang w:val="id_ID" w:bidi="id_ID"/>
@@ -2639,18 +2321,12 @@
         </w:rPr>
         <w:t xml:space="preserve"> Jika teks ini benar, mereka menggunakan perjamuan persekutuan untuk memuaskan diri sendiri (bandingkan. </w:t>
       </w:r>
-      <w:hyperlink r:id="rId66">
-        <w:r>
-          <w:rPr>
-            <w:lang w:val="id_ID" w:bidi="id_ID"/>
-          </w:rPr>
-          <w:rPr>
-            <w:color w:val="0000EE"/>
-            <w:u w:val="single"/>
-          </w:rPr>
-          <w:t>1Kor. 11:20–22</w:t>
-        </w:r>
-      </w:hyperlink>
+      <w:r>
+        <w:rPr>
+          <w:lang w:val="id_ID" w:bidi="id_ID"/>
+        </w:rPr>
+        <w:t>1Kor. 11:20–22</w:t>
+      </w:r>
       <w:r>
         <w:rPr>
           <w:lang w:val="id_ID" w:bidi="id_ID"/>
@@ -2705,18 +2381,12 @@
         </w:rPr>
         <w:t xml:space="preserve">Yang suka menerima upah untuk perbuatan-perbuatan yang jahat: Meskipun telah berkonsultasi dengan Allah tentang apa yang harus dilakukan, Bileam tetap bertekad mengikuti jalannya sendiri dengan harapan mendapatkan uang dari Balak (lihat </w:t>
       </w:r>
-      <w:hyperlink r:id="rId67">
-        <w:r>
-          <w:rPr>
-            <w:lang w:val="id_ID" w:bidi="id_ID"/>
-          </w:rPr>
-          <w:rPr>
-            <w:color w:val="0000EE"/>
-            <w:u w:val="single"/>
-          </w:rPr>
-          <w:t>Bil. 22–24</w:t>
-        </w:r>
-      </w:hyperlink>
+      <w:r>
+        <w:rPr>
+          <w:lang w:val="id_ID" w:bidi="id_ID"/>
+        </w:rPr>
+        <w:t>Bil. 22–24</w:t>
+      </w:r>
       <w:r>
         <w:rPr>
           <w:lang w:val="id_ID" w:bidi="id_ID"/>
@@ -2906,36 +2576,24 @@
         </w:rPr>
         <w:t>Salah satu daya tarik utama dari ajaran guru-guru palsu sepanjang abad adalah janji kebebasan dari otoritas, namun kebebasan semacam itu hanyalah ilusi (</w:t>
       </w:r>
-      <w:hyperlink r:id="rId68">
-        <w:r>
-          <w:rPr>
-            <w:lang w:val="id_ID" w:bidi="id_ID"/>
-          </w:rPr>
-          <w:rPr>
-            <w:color w:val="0000EE"/>
-            <w:u w:val="single"/>
-          </w:rPr>
-          <w:t>Rm. 6:16</w:t>
-        </w:r>
-      </w:hyperlink>
+      <w:r>
+        <w:rPr>
+          <w:lang w:val="id_ID" w:bidi="id_ID"/>
+        </w:rPr>
+        <w:t>Rm. 6:16</w:t>
+      </w:r>
       <w:r>
         <w:rPr>
           <w:lang w:val="id_ID" w:bidi="id_ID"/>
         </w:rPr>
         <w:t xml:space="preserve">). Para guru-guru palsu, meskipun menikmati kebebasan dari otoritas (lihat </w:t>
       </w:r>
-      <w:hyperlink r:id="rId69">
-        <w:r>
-          <w:rPr>
-            <w:lang w:val="id_ID" w:bidi="id_ID"/>
-          </w:rPr>
-          <w:rPr>
-            <w:color w:val="0000EE"/>
-            <w:u w:val="single"/>
-          </w:rPr>
-          <w:t>2Ptr. 2:10</w:t>
-        </w:r>
-      </w:hyperlink>
+      <w:r>
+        <w:rPr>
+          <w:lang w:val="id_ID" w:bidi="id_ID"/>
+        </w:rPr>
+        <w:t>2Ptr. 2:10</w:t>
+      </w:r>
       <w:r>
         <w:rPr>
           <w:lang w:val="id_ID" w:bidi="id_ID"/>
@@ -3281,90 +2939,60 @@
         </w:rPr>
         <w:t xml:space="preserve"> merujuk pada periode antara kedatangan pertama Yesus hingga kedatangan keduanya (lihat </w:t>
       </w:r>
-      <w:hyperlink r:id="rId70">
-        <w:r>
-          <w:rPr>
-            <w:lang w:val="id_ID" w:bidi="id_ID"/>
-          </w:rPr>
-          <w:rPr>
-            <w:color w:val="0000EE"/>
-            <w:u w:val="single"/>
-          </w:rPr>
-          <w:t>Kisah 2:17</w:t>
-        </w:r>
-      </w:hyperlink>
+      <w:r>
+        <w:rPr>
+          <w:lang w:val="id_ID" w:bidi="id_ID"/>
+        </w:rPr>
+        <w:t>Kisah 2:17</w:t>
+      </w:r>
       <w:r>
         <w:rPr>
           <w:lang w:val="id_ID" w:bidi="id_ID"/>
         </w:rPr>
         <w:t xml:space="preserve">; </w:t>
       </w:r>
-      <w:hyperlink r:id="rId71">
-        <w:r>
-          <w:rPr>
-            <w:lang w:val="id_ID" w:bidi="id_ID"/>
-          </w:rPr>
-          <w:rPr>
-            <w:color w:val="0000EE"/>
-            <w:u w:val="single"/>
-          </w:rPr>
-          <w:t>Ibr. 1:2</w:t>
-        </w:r>
-      </w:hyperlink>
+      <w:r>
+        <w:rPr>
+          <w:lang w:val="id_ID" w:bidi="id_ID"/>
+        </w:rPr>
+        <w:t>Ibr. 1:2</w:t>
+      </w:r>
       <w:r>
         <w:rPr>
           <w:lang w:val="id_ID" w:bidi="id_ID"/>
         </w:rPr>
         <w:t xml:space="preserve">). Ini adalah masa ketika janji-janji Allah dipenuhi. • akan tampil pengejek-pengejek: Lihat </w:t>
       </w:r>
-      <w:hyperlink r:id="rId72">
-        <w:r>
-          <w:rPr>
-            <w:lang w:val="id_ID" w:bidi="id_ID"/>
-          </w:rPr>
-          <w:rPr>
-            <w:color w:val="0000EE"/>
-            <w:u w:val="single"/>
-          </w:rPr>
-          <w:t>Ams. 1:22</w:t>
-        </w:r>
-      </w:hyperlink>
+      <w:r>
+        <w:rPr>
+          <w:lang w:val="id_ID" w:bidi="id_ID"/>
+        </w:rPr>
+        <w:t>Ams. 1:22</w:t>
+      </w:r>
       <w:r>
         <w:rPr>
           <w:lang w:val="id_ID" w:bidi="id_ID"/>
         </w:rPr>
         <w:t xml:space="preserve">; </w:t>
       </w:r>
-      <w:hyperlink r:id="rId73">
-        <w:r>
-          <w:rPr>
-            <w:lang w:val="id_ID" w:bidi="id_ID"/>
-          </w:rPr>
-          <w:rPr>
-            <w:color w:val="0000EE"/>
-            <w:u w:val="single"/>
-          </w:rPr>
-          <w:t>9:7–8</w:t>
-        </w:r>
-      </w:hyperlink>
+      <w:r>
+        <w:rPr>
+          <w:lang w:val="id_ID" w:bidi="id_ID"/>
+        </w:rPr>
+        <w:t>9:7–8</w:t>
+      </w:r>
       <w:r>
         <w:rPr>
           <w:lang w:val="id_ID" w:bidi="id_ID"/>
         </w:rPr>
         <w:t xml:space="preserve">; </w:t>
       </w:r>
-      <w:hyperlink r:id="rId74">
-        <w:r>
-          <w:rPr>
-            <w:lang w:val="id_ID" w:bidi="id_ID"/>
-          </w:rPr>
-          <w:rPr>
-            <w:color w:val="0000EE"/>
-            <w:u w:val="single"/>
-          </w:rPr>
-          <w:t>13:1</w:t>
-        </w:r>
-      </w:hyperlink>
+      <w:r>
+        <w:rPr>
+          <w:lang w:val="id_ID" w:bidi="id_ID"/>
+        </w:rPr>
+        <w:t>13:1</w:t>
+      </w:r>
       <w:r>
         <w:rPr>
           <w:lang w:val="id_ID" w:bidi="id_ID"/>
@@ -3467,36 +3095,24 @@
         </w:rPr>
         <w:t xml:space="preserve">Penciptaan adalah bukti pertama bahwa para guru-guru palsu salah: Perubahan memang terjadi. Jika Allah menciptakan dunia, tentu Ia juga sanggup membinasakannya. • bumi yang berasal dari air dan oleh air: Lihat </w:t>
       </w:r>
-      <w:hyperlink r:id="rId75">
-        <w:r>
-          <w:rPr>
-            <w:lang w:val="id_ID" w:bidi="id_ID"/>
-          </w:rPr>
-          <w:rPr>
-            <w:color w:val="0000EE"/>
-            <w:u w:val="single"/>
-          </w:rPr>
-          <w:t>Kej. 1:2</w:t>
-        </w:r>
-      </w:hyperlink>
+      <w:r>
+        <w:rPr>
+          <w:lang w:val="id_ID" w:bidi="id_ID"/>
+        </w:rPr>
+        <w:t>Kej. 1:2</w:t>
+      </w:r>
       <w:r>
         <w:rPr>
           <w:lang w:val="id_ID" w:bidi="id_ID"/>
         </w:rPr>
         <w:t xml:space="preserve">, </w:t>
       </w:r>
-      <w:hyperlink r:id="rId76">
-        <w:r>
-          <w:rPr>
-            <w:lang w:val="id_ID" w:bidi="id_ID"/>
-          </w:rPr>
-          <w:rPr>
-            <w:color w:val="0000EE"/>
-            <w:u w:val="single"/>
-          </w:rPr>
-          <w:t>6–10</w:t>
-        </w:r>
-      </w:hyperlink>
+      <w:r>
+        <w:rPr>
+          <w:lang w:val="id_ID" w:bidi="id_ID"/>
+        </w:rPr>
+        <w:t>6–10</w:t>
+      </w:r>
       <w:r>
         <w:rPr>
           <w:lang w:val="id_ID" w:bidi="id_ID"/>
@@ -3551,36 +3167,24 @@
         </w:rPr>
         <w:t xml:space="preserve">Perjanjian Lama mengaitkan api dengan hari Tuhan (lihat </w:t>
       </w:r>
-      <w:hyperlink r:id="rId77">
-        <w:r>
-          <w:rPr>
-            <w:lang w:val="id_ID" w:bidi="id_ID"/>
-          </w:rPr>
-          <w:rPr>
-            <w:color w:val="0000EE"/>
-            <w:u w:val="single"/>
-          </w:rPr>
-          <w:t>Yes. 30:30</w:t>
-        </w:r>
-      </w:hyperlink>
+      <w:r>
+        <w:rPr>
+          <w:lang w:val="id_ID" w:bidi="id_ID"/>
+        </w:rPr>
+        <w:t>Yes. 30:30</w:t>
+      </w:r>
       <w:r>
         <w:rPr>
           <w:lang w:val="id_ID" w:bidi="id_ID"/>
         </w:rPr>
         <w:t xml:space="preserve">; </w:t>
       </w:r>
-      <w:hyperlink r:id="rId78">
-        <w:r>
-          <w:rPr>
-            <w:lang w:val="id_ID" w:bidi="id_ID"/>
-          </w:rPr>
-          <w:rPr>
-            <w:color w:val="0000EE"/>
-            <w:u w:val="single"/>
-          </w:rPr>
-          <w:t>66:15–16</w:t>
-        </w:r>
-      </w:hyperlink>
+      <w:r>
+        <w:rPr>
+          <w:lang w:val="id_ID" w:bidi="id_ID"/>
+        </w:rPr>
+        <w:t>66:15–16</w:t>
+      </w:r>
       <w:r>
         <w:rPr>
           <w:lang w:val="id_ID" w:bidi="id_ID"/>
@@ -3635,18 +3239,12 @@
         </w:rPr>
         <w:t xml:space="preserve">Petrus merujuk pada </w:t>
       </w:r>
-      <w:hyperlink r:id="rId79">
-        <w:r>
-          <w:rPr>
-            <w:lang w:val="id_ID" w:bidi="id_ID"/>
-          </w:rPr>
-          <w:rPr>
-            <w:color w:val="0000EE"/>
-            <w:u w:val="single"/>
-          </w:rPr>
-          <w:t>Mzm. 90:4</w:t>
-        </w:r>
-      </w:hyperlink>
+      <w:r>
+        <w:rPr>
+          <w:lang w:val="id_ID" w:bidi="id_ID"/>
+        </w:rPr>
+        <w:t>Mzm. 90:4</w:t>
+      </w:r>
       <w:r>
         <w:rPr>
           <w:lang w:val="id_ID" w:bidi="id_ID"/>
@@ -3787,54 +3385,36 @@
         </w:rPr>
         <w:t xml:space="preserve">menantikan dan mempercepat kedatangan hari Allah: Umat Allah dapat mempercepat akhir zaman melalui pertobatan dan kehidupan yang saleh (bdk. </w:t>
       </w:r>
-      <w:hyperlink r:id="rId80">
-        <w:r>
-          <w:rPr>
-            <w:lang w:val="id_ID" w:bidi="id_ID"/>
-          </w:rPr>
-          <w:rPr>
-            <w:color w:val="0000EE"/>
-            <w:u w:val="single"/>
-          </w:rPr>
-          <w:t>Kisah 3:19–20</w:t>
-        </w:r>
-      </w:hyperlink>
+      <w:r>
+        <w:rPr>
+          <w:lang w:val="id_ID" w:bidi="id_ID"/>
+        </w:rPr>
+        <w:t>Kisah 3:19–20</w:t>
+      </w:r>
       <w:r>
         <w:rPr>
           <w:lang w:val="id_ID" w:bidi="id_ID"/>
         </w:rPr>
         <w:t xml:space="preserve">). • unsur-unsur dunia akan hancur: Bdk. </w:t>
       </w:r>
-      <w:hyperlink r:id="rId81">
-        <w:r>
-          <w:rPr>
-            <w:lang w:val="id_ID" w:bidi="id_ID"/>
-          </w:rPr>
-          <w:rPr>
-            <w:color w:val="0000EE"/>
-            <w:u w:val="single"/>
-          </w:rPr>
-          <w:t>Mi. 1:3–4</w:t>
-        </w:r>
-      </w:hyperlink>
+      <w:r>
+        <w:rPr>
+          <w:lang w:val="id_ID" w:bidi="id_ID"/>
+        </w:rPr>
+        <w:t>Mi. 1:3–4</w:t>
+      </w:r>
       <w:r>
         <w:rPr>
           <w:lang w:val="id_ID" w:bidi="id_ID"/>
         </w:rPr>
         <w:t xml:space="preserve">; lihat juga </w:t>
       </w:r>
-      <w:hyperlink r:id="rId82">
-        <w:r>
-          <w:rPr>
-            <w:lang w:val="id_ID" w:bidi="id_ID"/>
-          </w:rPr>
-          <w:rPr>
-            <w:color w:val="0000EE"/>
-            <w:u w:val="single"/>
-          </w:rPr>
-          <w:t>Yes. 63:19–64:1</w:t>
-        </w:r>
-      </w:hyperlink>
+      <w:r>
+        <w:rPr>
+          <w:lang w:val="id_ID" w:bidi="id_ID"/>
+        </w:rPr>
+        <w:t>Yes. 63:19–64:1</w:t>
+      </w:r>
       <w:r>
         <w:rPr>
           <w:lang w:val="id_ID" w:bidi="id_ID"/>
@@ -3889,54 +3469,36 @@
         </w:rPr>
         <w:t xml:space="preserve">Langit yang baru dan bumi yang baru: Lihat </w:t>
       </w:r>
-      <w:hyperlink r:id="rId83">
-        <w:r>
-          <w:rPr>
-            <w:lang w:val="id_ID" w:bidi="id_ID"/>
-          </w:rPr>
-          <w:rPr>
-            <w:color w:val="0000EE"/>
-            <w:u w:val="single"/>
-          </w:rPr>
-          <w:t>Yes. 65:17</w:t>
-        </w:r>
-      </w:hyperlink>
+      <w:r>
+        <w:rPr>
+          <w:lang w:val="id_ID" w:bidi="id_ID"/>
+        </w:rPr>
+        <w:t>Yes. 65:17</w:t>
+      </w:r>
       <w:r>
         <w:rPr>
           <w:lang w:val="id_ID" w:bidi="id_ID"/>
         </w:rPr>
         <w:t xml:space="preserve">; </w:t>
       </w:r>
-      <w:hyperlink r:id="rId84">
-        <w:r>
-          <w:rPr>
-            <w:lang w:val="id_ID" w:bidi="id_ID"/>
-          </w:rPr>
-          <w:rPr>
-            <w:color w:val="0000EE"/>
-            <w:u w:val="single"/>
-          </w:rPr>
-          <w:t>66:22</w:t>
-        </w:r>
-      </w:hyperlink>
+      <w:r>
+        <w:rPr>
+          <w:lang w:val="id_ID" w:bidi="id_ID"/>
+        </w:rPr>
+        <w:t>66:22</w:t>
+      </w:r>
       <w:r>
         <w:rPr>
           <w:lang w:val="id_ID" w:bidi="id_ID"/>
         </w:rPr>
         <w:t xml:space="preserve">; </w:t>
       </w:r>
-      <w:hyperlink r:id="rId85">
-        <w:r>
-          <w:rPr>
-            <w:lang w:val="id_ID" w:bidi="id_ID"/>
-          </w:rPr>
-          <w:rPr>
-            <w:color w:val="0000EE"/>
-            <w:u w:val="single"/>
-          </w:rPr>
-          <w:t>Why. 21</w:t>
-        </w:r>
-      </w:hyperlink>
+      <w:r>
+        <w:rPr>
+          <w:lang w:val="id_ID" w:bidi="id_ID"/>
+        </w:rPr>
+        <w:t>Why. 21</w:t>
+      </w:r>
       <w:r>
         <w:rPr>
           <w:lang w:val="id_ID" w:bidi="id_ID"/>
@@ -3991,72 +3553,48 @@
         </w:rPr>
         <w:t>Paulus, saudara kita yang kekasih: Perjanjian Baru memberi kita sedikit informasi tentang hubungan antara Petrus dan Paulus. Karena perselisihan di Antiokhia (</w:t>
       </w:r>
-      <w:hyperlink r:id="rId86">
-        <w:r>
-          <w:rPr>
-            <w:lang w:val="id_ID" w:bidi="id_ID"/>
-          </w:rPr>
-          <w:rPr>
-            <w:color w:val="0000EE"/>
-            <w:u w:val="single"/>
-          </w:rPr>
-          <w:t>Gal. 2:11–14</w:t>
-        </w:r>
-      </w:hyperlink>
+      <w:r>
+        <w:rPr>
+          <w:lang w:val="id_ID" w:bidi="id_ID"/>
+        </w:rPr>
+        <w:t>Gal. 2:11–14</w:t>
+      </w:r>
       <w:r>
         <w:rPr>
           <w:lang w:val="id_ID" w:bidi="id_ID"/>
         </w:rPr>
         <w:t>), kadang-kadang dianggap bahwa keduanya bermusuhan, tetapi Perjanjian Baru menggambarkan hal yang berbeda. Petrus dan Paulus pada dasarnya sepakat mengenai Kabar Baik untuk orang-orang non-Yahudi (</w:t>
       </w:r>
-      <w:hyperlink r:id="rId87">
-        <w:r>
-          <w:rPr>
-            <w:lang w:val="id_ID" w:bidi="id_ID"/>
-          </w:rPr>
-          <w:rPr>
-            <w:color w:val="0000EE"/>
-            <w:u w:val="single"/>
-          </w:rPr>
-          <w:t>Kisah 11:2–18</w:t>
-        </w:r>
-      </w:hyperlink>
+      <w:r>
+        <w:rPr>
+          <w:lang w:val="id_ID" w:bidi="id_ID"/>
+        </w:rPr>
+        <w:t>Kisah 11:2–18</w:t>
+      </w:r>
       <w:r>
         <w:rPr>
           <w:lang w:val="id_ID" w:bidi="id_ID"/>
         </w:rPr>
         <w:t xml:space="preserve">; </w:t>
       </w:r>
-      <w:hyperlink r:id="rId88">
-        <w:r>
-          <w:rPr>
-            <w:lang w:val="id_ID" w:bidi="id_ID"/>
-          </w:rPr>
-          <w:rPr>
-            <w:color w:val="0000EE"/>
-            <w:u w:val="single"/>
-          </w:rPr>
-          <w:t>15:7–11</w:t>
-        </w:r>
-      </w:hyperlink>
+      <w:r>
+        <w:rPr>
+          <w:lang w:val="id_ID" w:bidi="id_ID"/>
+        </w:rPr>
+        <w:t>15:7–11</w:t>
+      </w:r>
       <w:r>
         <w:rPr>
           <w:lang w:val="id_ID" w:bidi="id_ID"/>
         </w:rPr>
         <w:t xml:space="preserve">). Silas dan Markus adalah rekan dari Paulus dan Petrus (lihat </w:t>
       </w:r>
-      <w:hyperlink r:id="rId89">
-        <w:r>
-          <w:rPr>
-            <w:lang w:val="id_ID" w:bidi="id_ID"/>
-          </w:rPr>
-          <w:rPr>
-            <w:color w:val="0000EE"/>
-            <w:u w:val="single"/>
-          </w:rPr>
-          <w:t>1Ptr. 5:12–13</w:t>
-        </w:r>
-      </w:hyperlink>
+      <w:r>
+        <w:rPr>
+          <w:lang w:val="id_ID" w:bidi="id_ID"/>
+        </w:rPr>
+        <w:t>1Ptr. 5:12–13</w:t>
+      </w:r>
       <w:r>
         <w:rPr>
           <w:lang w:val="id_ID" w:bidi="id_ID"/>
